--- a/박옥수목사_초청_성경세미나.docx
+++ b/박옥수목사_초청_성경세미나.docx
@@ -1523,7 +1523,7 @@
                 <w:sz w:val="20"/>
                 <w:szCs w:val="20"/>
               </w:rPr>
-              <w:t xml:space="preserve">송재용  안상연</w:t>
+              <w:t xml:space="preserve">신경운  안상연</w:t>
             </w:r>
           </w:p>
         </w:tc>

--- a/박옥수목사_초청_성경세미나.docx
+++ b/박옥수목사_초청_성경세미나.docx
@@ -307,7 +307,7 @@
                 <w:sz w:val="20"/>
                 <w:szCs w:val="20"/>
               </w:rPr>
-              <w:t xml:space="preserve">김기성</w:t>
+              <w:t xml:space="preserve">이강우</w:t>
             </w:r>
           </w:p>
         </w:tc>
